--- a/Instructor-Guide.docx
+++ b/Instructor-Guide.docx
@@ -15,7 +15,7 @@
         <w:spacing w:after="100" w:line="276"/>
       </w:pPr>
       <w:r>
-        <w:t xml:space="preserve">CarvedRock PostgreSQL Workshop · Performance &amp; Security (Lab 1) and Disaster Recovery &amp; Failover (Lab 2) · Tested on PostgreSQL 15 and 16</w:t>
+        <w:t xml:space="preserve">Students MIS PostgreSQL Workshop · Performance &amp; Security (Lab 1) and Disaster Recovery &amp; Failover (Lab 2) · Tested on PostgreSQL 15 and 16</w:t>
       </w:r>
     </w:p>
     <w:p>
@@ -34,14 +34,14 @@
     <w:tbl>
       <w:tblPr>
         <w:tblW w:type="dxa" w:w="9700"/>
-        <w:tblBorders>
+        <w:tblBenrollments>
           <w:top w:val="single" w:color="C9D4DE" w:sz="4"/>
           <w:left w:val="single" w:color="C9D4DE" w:sz="4"/>
           <w:bottom w:val="single" w:color="C9D4DE" w:sz="4"/>
           <w:right w:val="single" w:color="C9D4DE" w:sz="4"/>
           <w:insideH w:val="single" w:color="C9D4DE" w:sz="4"/>
           <w:insideV w:val="single" w:color="C9D4DE" w:sz="4"/>
-        </w:tblBorders>
+        </w:tblBenrollments>
       </w:tblPr>
       <w:tblGrid>
         <w:gridCol w:w="2600"/>
@@ -660,7 +660,7 @@
           <w:sz w:val="18"/>
           <w:szCs w:val="18"/>
         </w:rPr>
-        <w:t xml:space="preserve">sudo -u postgres createdb carvedrock</w:t>
+        <w:t xml:space="preserve">sudo -u postgres createdb studentsmis</w:t>
       </w:r>
     </w:p>
     <w:p>
@@ -732,7 +732,7 @@
           <w:sz w:val="18"/>
           <w:szCs w:val="18"/>
         </w:rPr>
-        <w:t xml:space="preserve">GRANT CONNECT ON DATABASE carvedrock TO app_user, readonly_user;</w:t>
+        <w:t xml:space="preserve">GRANT CONNECT ON DATABASE studentsmis TO app_user, readonly_user;</w:t>
       </w:r>
     </w:p>
     <w:p>
@@ -839,7 +839,7 @@
           <w:sz w:val="18"/>
           <w:szCs w:val="18"/>
         </w:rPr>
-        <w:t xml:space="preserve">sudo -u postgres psql -d carvedrock -c "CREATE EXTENSION pg_stat_statements;"</w:t>
+        <w:t xml:space="preserve">sudo -u postgres psql -d studentsmis -c "CREATE EXTENSION pg_stat_statements;"</w:t>
       </w:r>
     </w:p>
     <w:p>
@@ -874,7 +874,7 @@
           <w:sz w:val="18"/>
           <w:szCs w:val="18"/>
         </w:rPr>
-        <w:t xml:space="preserve">cd /tmp &amp;&amp; sudo -u postgres psql -d carvedrock \</w:t>
+        <w:t xml:space="preserve">cd /tmp &amp;&amp; sudo -u postgres psql -d studentsmis \</w:t>
       </w:r>
     </w:p>
     <w:p>
@@ -927,7 +927,7 @@
           <w:sz w:val="18"/>
           <w:szCs w:val="18"/>
         </w:rPr>
-        <w:t xml:space="preserve">cd /tmp &amp;&amp; sudo -u postgres psql -d carvedrock \</w:t>
+        <w:t xml:space="preserve">cd /tmp &amp;&amp; sudo -u postgres psql -d studentsmis \</w:t>
       </w:r>
     </w:p>
     <w:p>
@@ -1083,7 +1083,7 @@
           <w:sz w:val="18"/>
           <w:szCs w:val="18"/>
         </w:rPr>
-        <w:t xml:space="preserve">sudo -u postgres createdb carvedrock_prod</w:t>
+        <w:t xml:space="preserve">sudo -u postgres createdb studentsmis_prod</w:t>
       </w:r>
     </w:p>
     <w:p>
@@ -1101,7 +1101,7 @@
           <w:sz w:val="18"/>
           <w:szCs w:val="18"/>
         </w:rPr>
-        <w:t xml:space="preserve">cd /tmp &amp;&amp; sudo -u postgres psql -d carvedrock_prod \</w:t>
+        <w:t xml:space="preserve">cd /tmp &amp;&amp; sudo -u postgres psql -d studentsmis_prod \</w:t>
       </w:r>
     </w:p>
     <w:p>
@@ -1188,7 +1188,7 @@
         <w:t xml:space="preserve">Expected output: </w:t>
       </w:r>
       <w:r>
-        <w:t xml:space="preserve">9 checks, all PASS, including the exact deterministic row counts (10 / 15 / 15 / 21 / 15) and at least 1 GB free under /var/backups.</w:t>
+        <w:t xml:space="preserve">9 checks, all PASS, including the exact deterministic row counts (10 / 8 / 15 / 15 / 21) and at least 1 GB free under /var/backups.</w:t>
       </w:r>
     </w:p>
     <w:p>
@@ -1219,14 +1219,14 @@
     <w:tbl>
       <w:tblPr>
         <w:tblW w:type="dxa" w:w="9700"/>
-        <w:tblBorders>
+        <w:tblBenrollments>
           <w:top w:val="single" w:color="C9D4DE" w:sz="4"/>
           <w:left w:val="single" w:color="C9D4DE" w:sz="4"/>
           <w:bottom w:val="single" w:color="C9D4DE" w:sz="4"/>
           <w:right w:val="single" w:color="C9D4DE" w:sz="4"/>
           <w:insideH w:val="single" w:color="C9D4DE" w:sz="4"/>
           <w:insideV w:val="single" w:color="C9D4DE" w:sz="4"/>
-        </w:tblBorders>
+        </w:tblBenrollments>
       </w:tblPr>
       <w:tblGrid>
         <w:gridCol w:w="3600"/>
@@ -1385,7 +1385,7 @@
                 <w:sz w:val="19"/>
                 <w:szCs w:val="19"/>
               </w:rPr>
-              <w:t xml:space="preserve">Plan shows Bitmap Index Scan on idx_orders_customer_date.</w:t>
+              <w:t xml:space="preserve">Plan shows Bitmap Index Scan on idx_enrollments_student_date.</w:t>
             </w:r>
           </w:p>
         </w:tc>
@@ -1412,7 +1412,7 @@
                 <w:sz w:val="19"/>
                 <w:szCs w:val="19"/>
               </w:rPr>
-              <w:t xml:space="preserve">Lab 1 · VACUUM FULL orders</w:t>
+              <w:t xml:space="preserve">Lab 1 · VACUUM FULL enrollments</w:t>
             </w:r>
           </w:p>
         </w:tc>
@@ -1437,7 +1437,7 @@
                 <w:sz w:val="19"/>
                 <w:szCs w:val="19"/>
               </w:rPr>
-              <w:t xml:space="preserve">Size drops from ~11 MB to ~7 MB.</w:t>
+              <w:t xml:space="preserve">Size drops from ~10 MB to ~6 MB.</w:t>
             </w:r>
           </w:p>
         </w:tc>
@@ -1541,7 +1541,7 @@
                 <w:sz w:val="19"/>
                 <w:szCs w:val="19"/>
               </w:rPr>
-              <w:t xml:space="preserve">customers 10, products 15, orders 15, order_items 21, inventory 15 — identical on every run.</w:t>
+              <w:t xml:space="preserve">students 10, departments 8, courses 15, enrollments 15, grades 21 — identical on every run.</w:t>
             </w:r>
           </w:p>
         </w:tc>
@@ -1593,7 +1593,7 @@
                 <w:sz w:val="19"/>
                 <w:szCs w:val="19"/>
               </w:rPr>
-              <w:t xml:space="preserve">carvedrock_test orders count = 15.</w:t>
+              <w:t xml:space="preserve">studentsmis_test enrollments count = 15.</w:t>
             </w:r>
           </w:p>
         </w:tc>
@@ -1645,7 +1645,7 @@
                 <w:sz w:val="19"/>
                 <w:szCs w:val="19"/>
               </w:rPr>
-              <w:t xml:space="preserve">orders count = 14 (3 new + 1 seeded order &gt; 500 removed).</w:t>
+              <w:t xml:space="preserve">enrollments count = 14 (3 new + 1 seeded enrollment &gt; 500 removed).</w:t>
             </w:r>
           </w:p>
         </w:tc>
@@ -1697,7 +1697,7 @@
                 <w:sz w:val="19"/>
                 <w:szCs w:val="19"/>
               </w:rPr>
-              <w:t xml:space="preserve">orders = 18 with the 3 marker amounts present; log shows “recovery stopping before commit of transaction …” and “selected new timeline ID”.</w:t>
+              <w:t xml:space="preserve">enrollments = 18 with the 3 marker amounts present; log shows “recovery stopping before commit of transaction …” and “selected new timeline ID”.</w:t>
             </w:r>
           </w:p>
         </w:tc>
@@ -1801,7 +1801,7 @@
                 <w:sz w:val="19"/>
                 <w:szCs w:val="19"/>
               </w:rPr>
-              <w:t xml:space="preserve">pg_is_in_recovery() = f; INSERT succeeds; orders 18 / customers 10 / products 15.</w:t>
+              <w:t xml:space="preserve">pg_is_in_recovery() = f; INSERT succeeds; enrollments 18 / students 10 / courses 15.</w:t>
             </w:r>
           </w:p>
         </w:tc>
@@ -1818,14 +1818,14 @@
     <w:tbl>
       <w:tblPr>
         <w:tblW w:type="dxa" w:w="9700"/>
-        <w:tblBorders>
+        <w:tblBenrollments>
           <w:top w:val="single" w:color="C9D4DE" w:sz="4"/>
           <w:left w:val="single" w:color="C9D4DE" w:sz="4"/>
           <w:bottom w:val="single" w:color="C9D4DE" w:sz="4"/>
           <w:right w:val="single" w:color="C9D4DE" w:sz="4"/>
           <w:insideH w:val="single" w:color="C9D4DE" w:sz="4"/>
           <w:insideV w:val="single" w:color="C9D4DE" w:sz="4"/>
-        </w:tblBorders>
+        </w:tblBenrollments>
       </w:tblPr>
       <w:tblGrid>
         <w:gridCol w:w="3300"/>
@@ -2541,7 +2541,7 @@
           <w:sz w:val="18"/>
           <w:szCs w:val="18"/>
         </w:rPr>
-        <w:t xml:space="preserve">cd /tmp &amp;&amp; sudo -u postgres psql -d carvedrock -f /home/ubuntu/lab_files/init_database.sql</w:t>
+        <w:t xml:space="preserve">cd /tmp &amp;&amp; sudo -u postgres psql -d studentsmis -f /home/ubuntu/lab_files/init_database.sql</w:t>
       </w:r>
     </w:p>
     <w:p>
@@ -2559,7 +2559,7 @@
           <w:sz w:val="18"/>
           <w:szCs w:val="18"/>
         </w:rPr>
-        <w:t xml:space="preserve">cd /tmp &amp;&amp; sudo -u postgres psql -d carvedrock -f /home/ubuntu/lab_files/create_performance_issues.sql</w:t>
+        <w:t xml:space="preserve">cd /tmp &amp;&amp; sudo -u postgres psql -d studentsmis -f /home/ubuntu/lab_files/create_performance_issues.sql</w:t>
       </w:r>
     </w:p>
     <w:p>
@@ -2765,7 +2765,7 @@
           <w:sz w:val="18"/>
           <w:szCs w:val="18"/>
         </w:rPr>
-        <w:t xml:space="preserve">sudo -u postgres psql -c "DROP DATABASE IF EXISTS carvedrock_test;"</w:t>
+        <w:t xml:space="preserve">sudo -u postgres psql -c "DROP DATABASE IF EXISTS studentsmis_test;"</w:t>
       </w:r>
     </w:p>
     <w:p>
@@ -2801,7 +2801,7 @@
           <w:sz w:val="18"/>
           <w:szCs w:val="18"/>
         </w:rPr>
-        <w:t xml:space="preserve">cd /tmp &amp;&amp; sudo -u postgres psql -d carvedrock_prod \</w:t>
+        <w:t xml:space="preserve">cd /tmp &amp;&amp; sudo -u postgres psql -d studentsmis_prod \</w:t>
       </w:r>
     </w:p>
     <w:p>
@@ -3067,7 +3067,7 @@
         <w:sz w:val="16"/>
         <w:szCs w:val="16"/>
       </w:rPr>
-      <w:t xml:space="preserve">	CarvedRock PostgreSQL Workshop</w:t>
+      <w:t xml:space="preserve">	Students MIS PostgreSQL Workshop</w:t>
     </w:r>
   </w:p>
 </w:hdr>
